--- a/docs/System_Architecture.docx
+++ b/docs/System_Architecture.docx
@@ -324,7 +324,7 @@
                 <w:sz w:val="20"/>
                 <w:szCs w:val="20"/>
               </w:rPr>
-              <w:t xml:space="preserve">Initial Version — extracted as a standalone document for W3 submission</w:t>
+              <w:t xml:space="preserve">Initial Version</w:t>
             </w:r>
           </w:p>
         </w:tc>
@@ -357,6 +357,136 @@
                 <w:szCs w:val="20"/>
               </w:rPr>
               <w:t xml:space="preserve">1.0</w:t>
+            </w:r>
+          </w:p>
+        </w:tc>
+      </w:tr>
+      <w:tr>
+        <w:tc>
+          <w:tcPr>
+            <w:tcW w:type="dxa" w:w="2059"/>
+            <w:tcBorders>
+              <w:top w:val="single" w:color="000000" w:sz="4"/>
+              <w:left w:val="single" w:color="000000" w:sz="4"/>
+              <w:bottom w:val="single" w:color="000000" w:sz="4"/>
+              <w:right w:val="single" w:color="000000" w:sz="4"/>
+            </w:tcBorders>
+            <w:tcMar>
+              <w:top w:type="dxa" w:w="90"/>
+              <w:left w:type="dxa" w:w="110"/>
+              <w:bottom w:type="dxa" w:w="90"/>
+              <w:right w:type="dxa" w:w="110"/>
+            </w:tcMar>
+            <w:vAlign w:val="center"/>
+          </w:tcPr>
+          <w:p>
+            <w:pPr>
+              <w:jc w:val="left"/>
+            </w:pPr>
+            <w:r>
+              <w:rPr>
+                <w:b w:val="false"/>
+                <w:bCs w:val="false"/>
+                <w:sz w:val="20"/>
+                <w:szCs w:val="20"/>
+              </w:rPr>
+              <w:t xml:space="preserve">Junoh Lee</w:t>
+            </w:r>
+          </w:p>
+        </w:tc>
+        <w:tc>
+          <w:tcPr>
+            <w:tcW w:type="dxa" w:w="1684"/>
+            <w:tcBorders>
+              <w:top w:val="single" w:color="000000" w:sz="4"/>
+              <w:left w:val="single" w:color="000000" w:sz="4"/>
+              <w:bottom w:val="single" w:color="000000" w:sz="4"/>
+              <w:right w:val="single" w:color="000000" w:sz="4"/>
+            </w:tcBorders>
+            <w:tcMar>
+              <w:top w:type="dxa" w:w="90"/>
+              <w:left w:type="dxa" w:w="110"/>
+              <w:bottom w:type="dxa" w:w="90"/>
+              <w:right w:type="dxa" w:w="110"/>
+            </w:tcMar>
+            <w:vAlign w:val="center"/>
+          </w:tcPr>
+          <w:p>
+            <w:pPr>
+              <w:jc w:val="left"/>
+            </w:pPr>
+            <w:r>
+              <w:rPr>
+                <w:b w:val="false"/>
+                <w:bCs w:val="false"/>
+                <w:sz w:val="20"/>
+                <w:szCs w:val="20"/>
+              </w:rPr>
+              <w:t xml:space="preserve">2026-09-18</w:t>
+            </w:r>
+          </w:p>
+        </w:tc>
+        <w:tc>
+          <w:tcPr>
+            <w:tcW w:type="dxa" w:w="3931"/>
+            <w:tcBorders>
+              <w:top w:val="single" w:color="000000" w:sz="4"/>
+              <w:left w:val="single" w:color="000000" w:sz="4"/>
+              <w:bottom w:val="single" w:color="000000" w:sz="4"/>
+              <w:right w:val="single" w:color="000000" w:sz="4"/>
+            </w:tcBorders>
+            <w:tcMar>
+              <w:top w:type="dxa" w:w="90"/>
+              <w:left w:type="dxa" w:w="110"/>
+              <w:bottom w:type="dxa" w:w="90"/>
+              <w:right w:type="dxa" w:w="110"/>
+            </w:tcMar>
+            <w:vAlign w:val="center"/>
+          </w:tcPr>
+          <w:p>
+            <w:pPr>
+              <w:jc w:val="left"/>
+            </w:pPr>
+            <w:r>
+              <w:rPr>
+                <w:b w:val="false"/>
+                <w:bCs w:val="false"/>
+                <w:sz w:val="20"/>
+                <w:szCs w:val="20"/>
+              </w:rPr>
+              <w:t xml:space="preserve">Toolchain confirmed (FreeCAD Python API); added deployment constraint (CPU inference), success criteria (defeaturing accuracy only), staged Decision Logic, failure-case retraining loop</w:t>
+            </w:r>
+          </w:p>
+        </w:tc>
+        <w:tc>
+          <w:tcPr>
+            <w:tcW w:type="dxa" w:w="1684"/>
+            <w:tcBorders>
+              <w:top w:val="single" w:color="000000" w:sz="4"/>
+              <w:left w:val="single" w:color="000000" w:sz="4"/>
+              <w:bottom w:val="single" w:color="000000" w:sz="4"/>
+              <w:right w:val="single" w:color="000000" w:sz="4"/>
+            </w:tcBorders>
+            <w:tcMar>
+              <w:top w:type="dxa" w:w="90"/>
+              <w:left w:type="dxa" w:w="110"/>
+              <w:bottom w:type="dxa" w:w="90"/>
+              <w:right w:type="dxa" w:w="110"/>
+            </w:tcMar>
+            <w:vAlign w:val="center"/>
+          </w:tcPr>
+          <w:p>
+            <w:pPr>
+              <w:jc w:val="left"/>
+            </w:pPr>
+            <w:r>
+              <w:rPr>
+                <w:b w:val="false"/>
+                <w:bCs w:val="false"/>
+                <w:sz w:val="20"/>
+                <w:szCs w:val="20"/>
+              </w:rPr>
+              <w:t xml:space="preserve">1.1</w:t>
             </w:r>
           </w:p>
         </w:tc>
@@ -377,8 +507,8 @@
       </w:pPr>
       <w:r>
         <w:rPr>
-          <w:sz w:val="22"/>
-          <w:szCs w:val="22"/>
+          <w:sz w:val="21"/>
+          <w:szCs w:val="21"/>
         </w:rPr>
         <w:t xml:space="preserve">The system consists of a core runtime pipeline that processes one CAD model at a time, and a separate offline training pipeline that produces the trained feature-recognition model used inside the runtime pipeline.</w:t>
       </w:r>
@@ -389,10 +519,10 @@
       </w:pPr>
       <w:r>
         <w:rPr>
-          <w:sz w:val="22"/>
-          <w:szCs w:val="22"/>
-        </w:rPr>
-        <w:t xml:space="preserve">The tool only proposes a defeatured result - it does not auto-finalize. Every result goes through mandatory engineer review before being accepted, since this is a decision-support tool that speeds up the engineer's work rather than a fully autonomous replacement for engineer judgment.</w:t>
+          <w:sz w:val="21"/>
+          <w:szCs w:val="21"/>
+        </w:rPr>
+        <w:t xml:space="preserve">The tool only proposes a defeatured result - it does not auto-finalize. Every result goes through mandatory engineer review before being accepted, since this is a decision-support tool, not a fully autonomous replacement for engineer judgment.</w:t>
       </w:r>
     </w:p>
     <w:p>
@@ -401,10 +531,22 @@
       </w:pPr>
       <w:r>
         <w:rPr>
-          <w:sz w:val="22"/>
-          <w:szCs w:val="22"/>
-        </w:rPr>
-        <w:t xml:space="preserve">Note: the exact CAD toolchain (FreeCAD-python API vs. cadquery) and the feature recognition model are still open decisions pending mentor confirmation. They are shown as labeled placeholders in the diagrams below rather than fixed choices - a system architecture describes module boundaries and interfaces, not final algorithm/library selection.</w:t>
+          <w:sz w:val="21"/>
+          <w:szCs w:val="21"/>
+        </w:rPr>
+        <w:t xml:space="preserve">Toolchain: FreeCAD's Python API, run headless as standalone batch code (not manual GUI scripting) is the confirmed platform. cadquery may optionally be used for STEP generation only. This resolves the earlier discrepancy between the mentor's meeting slide and the school's AI Lab server guide.</w:t>
+      </w:r>
+    </w:p>
+    <w:p>
+      <w:pPr>
+        <w:spacing w:after="140"/>
+      </w:pPr>
+      <w:r>
+        <w:rPr>
+          <w:sz w:val="21"/>
+          <w:szCs w:val="21"/>
+        </w:rPr>
+        <w:t xml:space="preserve">Deployment constraint: geometry processing (inference) must run on a GPU-less office laptop; only model training may use a GPU server. The feature recognition model choice must respect this.</w:t>
       </w:r>
     </w:p>
     <w:p>
@@ -493,10 +635,10 @@
       </w:pPr>
       <w:r>
         <w:rPr>
-          <w:sz w:val="22"/>
-          <w:szCs w:val="22"/>
-        </w:rPr>
-        <w:t xml:space="preserve">The Feature Recognition Model is trained and deployed ahead of time, separately from the runtime pipeline above.</w:t>
+          <w:sz w:val="21"/>
+          <w:szCs w:val="21"/>
+        </w:rPr>
+        <w:t xml:space="preserve">Trains the Feature Recognition Model ahead of time. Includes a retraining loop: cases the runtime pipeline fails on (recognition errors, healing failures) are manually corrected and added back into the training set.</w:t>
       </w:r>
     </w:p>
     <w:p>
@@ -507,7 +649,7 @@
       <w:r>
         <w:drawing>
           <wp:inline distT="0" distB="0" distL="0" distR="0">
-            <wp:extent cx="5334000" cy="2200275"/>
+            <wp:extent cx="5334000" cy="2400300"/>
             <wp:effectExtent t="0" r="0" b="0" l="0"/>
             <wp:docPr id="1" name="" descr="" title=""/>
             <wp:cNvGraphicFramePr>
@@ -532,7 +674,7 @@
                   <pic:spPr bwMode="auto">
                     <a:xfrm>
                       <a:off x="0" y="0"/>
-                      <a:ext cx="5334000" cy="2200275"/>
+                      <a:ext cx="5334000" cy="2400300"/>
                     </a:xfrm>
                     <a:prstGeom prst="rect">
                       <a:avLst/>
@@ -850,7 +992,7 @@
                 <w:sz w:val="20"/>
                 <w:szCs w:val="20"/>
               </w:rPr>
-              <w:t xml:space="preserve">OCCT-based (TBD: FreeCAD-python API / cadquery)</w:t>
+              <w:t xml:space="preserve">FreeCAD Python API, headless/standalone (cadquery optional, STEP-generation only)</w:t>
             </w:r>
           </w:p>
         </w:tc>
@@ -882,7 +1024,7 @@
                 <w:sz w:val="20"/>
                 <w:szCs w:val="20"/>
               </w:rPr>
-              <w:t xml:space="preserve">Parse STEP, access face/edge/vertex, execute the final shape manipulation (feature removal)</w:t>
+              <w:t xml:space="preserve">Parse STEP, access face/edge/vertex, execute the final shape manipulation</w:t>
             </w:r>
           </w:p>
         </w:tc>
@@ -948,7 +1090,7 @@
                 <w:sz w:val="20"/>
                 <w:szCs w:val="20"/>
               </w:rPr>
-              <w:t xml:space="preserve">occwl</w:t>
+              <w:t xml:space="preserve">occwl or a FreeCAD-API-based equivalent (re-check needed)</w:t>
             </w:r>
           </w:p>
         </w:tc>
@@ -1046,7 +1188,7 @@
                 <w:sz w:val="20"/>
                 <w:szCs w:val="20"/>
               </w:rPr>
-              <w:t xml:space="preserve">GNN-family model (candidates: UV-Net/BRepNet/AAGNet/BrepMFR)</w:t>
+              <w:t xml:space="preserve">GNN-family model (candidates: UV-Net/BRepNet/AAGNet/BrepMFR - team's choice, must run on CPU at inference)</w:t>
             </w:r>
           </w:p>
         </w:tc>
@@ -1078,7 +1220,7 @@
                 <w:sz w:val="20"/>
                 <w:szCs w:val="20"/>
               </w:rPr>
-              <w:t xml:space="preserve">Classify each face/feature as hole/fillet/chamfer/rib/boss, etc., and whether it has a large or small impact on analysis</w:t>
+              <w:t xml:space="preserve">Classify each face/feature; estimate impact on defeaturing accuracy</w:t>
             </w:r>
           </w:p>
         </w:tc>
@@ -1144,7 +1286,7 @@
                 <w:sz w:val="20"/>
                 <w:szCs w:val="20"/>
               </w:rPr>
-              <w:t xml:space="preserve">Rules + model confidence combined</w:t>
+              <w:t xml:space="preserve">Staged: Stage 1 rule-based (by size), Stage 2 ML-based</w:t>
             </w:r>
           </w:p>
         </w:tc>
@@ -1176,7 +1318,7 @@
                 <w:sz w:val="20"/>
                 <w:szCs w:val="20"/>
               </w:rPr>
-              <w:t xml:space="preserve">Proposes whether a feature can be removed, based on model output - this is a proposal, not a final decision</w:t>
+              <w:t xml:space="preserve">Proposes whether a feature can be removed - a proposal, not a final decision. Wrong cases are corrected manually and fed back into Stage 2 training</w:t>
             </w:r>
           </w:p>
         </w:tc>
@@ -1242,7 +1384,7 @@
                 <w:sz w:val="20"/>
                 <w:szCs w:val="20"/>
               </w:rPr>
-              <w:t xml:space="preserve">OCCT-based (TBD: FreeCAD-python API / cadquery)</w:t>
+              <w:t xml:space="preserve">FreeCAD Python API, headless</w:t>
             </w:r>
           </w:p>
         </w:tc>
@@ -1274,7 +1416,7 @@
                 <w:sz w:val="20"/>
                 <w:szCs w:val="20"/>
               </w:rPr>
-              <w:t xml:space="preserve">Suppress/remove proposed features, then run geometry healing to repair the resulting shape into a valid, watertight model</w:t>
+              <w:t xml:space="preserve">Suppress/remove proposed features, then geometry-heal into a valid, watertight model. On failure, store geometry + failed face ID for manual correction and retraining</w:t>
             </w:r>
           </w:p>
         </w:tc>
@@ -1470,7 +1612,7 @@
                 <w:sz w:val="20"/>
                 <w:szCs w:val="20"/>
               </w:rPr>
-              <w:t xml:space="preserve">Reviews the visual comparison report and accepts/rejects the result before it is finalized - applies to every run</w:t>
+              <w:t xml:space="preserve">Reviews the visual comparison report and accepts/rejects the result before it is finalized - every run</w:t>
             </w:r>
           </w:p>
         </w:tc>
@@ -1568,7 +1710,7 @@
                 <w:sz w:val="20"/>
                 <w:szCs w:val="20"/>
               </w:rPr>
-              <w:t xml:space="preserve">Compare before/after simplification, verify success criteria (70-90% preprocessing time reduction)</w:t>
+              <w:t xml:space="preserve">Compare before/after simplification; success = defeaturing accuracy, NOT downstream CAE analysis accuracy (out of scope)</w:t>
             </w:r>
           </w:p>
         </w:tc>
@@ -1589,10 +1731,10 @@
       </w:pPr>
       <w:r>
         <w:rPr>
-          <w:sz w:val="22"/>
-          <w:szCs w:val="22"/>
-        </w:rPr>
-        <w:t xml:space="preserve">•  CAD kernel approach: open-source OCCT instead of NX. Confirmed by HP mentor Byoungho Yoo, who validated that OCCT can replace NX for geometry creation and defeaturing with a working preliminary test. The exact Python binding is not yet confirmed.</w:t>
+          <w:sz w:val="21"/>
+          <w:szCs w:val="21"/>
+        </w:rPr>
+        <w:t xml:space="preserve">•  CAD toolchain: FreeCAD Python API, headless/standalone. Confirmed 2026-09-18. cadquery optional for STEP generation only.</w:t>
       </w:r>
     </w:p>
     <w:p>
@@ -1601,8 +1743,8 @@
       </w:pPr>
       <w:r>
         <w:rPr>
-          <w:sz w:val="22"/>
-          <w:szCs w:val="22"/>
+          <w:sz w:val="21"/>
+          <w:szCs w:val="21"/>
         </w:rPr>
         <w:t xml:space="preserve">•  Visual verification: FreeCAD.</w:t>
       </w:r>
@@ -1613,10 +1755,10 @@
       </w:pPr>
       <w:r>
         <w:rPr>
-          <w:sz w:val="22"/>
-          <w:szCs w:val="22"/>
-        </w:rPr>
-        <w:t xml:space="preserve">•  NX support is not required - the project can proceed entirely without NX CAD access.</w:t>
+          <w:sz w:val="21"/>
+          <w:szCs w:val="21"/>
+        </w:rPr>
+        <w:t xml:space="preserve">•  NX support is not required.</w:t>
       </w:r>
     </w:p>
     <w:p>
@@ -1625,10 +1767,10 @@
       </w:pPr>
       <w:r>
         <w:rPr>
-          <w:sz w:val="22"/>
-          <w:szCs w:val="22"/>
-        </w:rPr>
-        <w:t xml:space="preserve">•  Training/test data will not come from HP (confidential); the team authors simple CAD shapes plus public datasets instead.</w:t>
+          <w:sz w:val="21"/>
+          <w:szCs w:val="21"/>
+        </w:rPr>
+        <w:t xml:space="preserve">•  Training/test data will not come from HP (confidential); self-authored shapes (2-3mm thick, ~100-200mm wide; curved cut-out / ribbed / near-edge types) plus public datasets.</w:t>
       </w:r>
     </w:p>
     <w:p>
@@ -1637,8 +1779,8 @@
       </w:pPr>
       <w:r>
         <w:rPr>
-          <w:sz w:val="22"/>
-          <w:szCs w:val="22"/>
+          <w:sz w:val="21"/>
+          <w:szCs w:val="21"/>
         </w:rPr>
         <w:t xml:space="preserve">•  STEP is the only supported format.</w:t>
       </w:r>
@@ -1649,10 +1791,10 @@
       </w:pPr>
       <w:r>
         <w:rPr>
-          <w:sz w:val="22"/>
-          <w:szCs w:val="22"/>
-        </w:rPr>
-        <w:t xml:space="preserve">•  Comparison report is visual only - no text summary.</w:t>
+          <w:sz w:val="21"/>
+          <w:szCs w:val="21"/>
+        </w:rPr>
+        <w:t xml:space="preserve">•  Comparison report is visual only.</w:t>
       </w:r>
     </w:p>
     <w:p>
@@ -1661,10 +1803,58 @@
       </w:pPr>
       <w:r>
         <w:rPr>
-          <w:sz w:val="22"/>
-          <w:szCs w:val="22"/>
-        </w:rPr>
-        <w:t xml:space="preserve">•  Engineer review is mandatory for every result, not just low-confidence ones.</w:t>
+          <w:sz w:val="21"/>
+          <w:szCs w:val="21"/>
+        </w:rPr>
+        <w:t xml:space="preserve">•  Engineer review is mandatory for every result.</w:t>
+      </w:r>
+    </w:p>
+    <w:p>
+      <w:pPr>
+        <w:spacing w:after="90"/>
+      </w:pPr>
+      <w:r>
+        <w:rPr>
+          <w:sz w:val="21"/>
+          <w:szCs w:val="21"/>
+        </w:rPr>
+        <w:t xml:space="preserve">•  Deployment: inference on a GPU-less laptop; training may use a GPU server. Confirmed 2026-09-18.</w:t>
+      </w:r>
+    </w:p>
+    <w:p>
+      <w:pPr>
+        <w:spacing w:after="90"/>
+      </w:pPr>
+      <w:r>
+        <w:rPr>
+          <w:sz w:val="21"/>
+          <w:szCs w:val="21"/>
+        </w:rPr>
+        <w:t xml:space="preserve">•  Success criteria: defeaturing accuracy is the top priority; downstream CAE analysis accuracy is explicitly out of scope. Confirmed 2026-09-18.</w:t>
+      </w:r>
+    </w:p>
+    <w:p>
+      <w:pPr>
+        <w:spacing w:after="90"/>
+      </w:pPr>
+      <w:r>
+        <w:rPr>
+          <w:sz w:val="21"/>
+          <w:szCs w:val="21"/>
+        </w:rPr>
+        <w:t xml:space="preserve">•  Decision Logic is staged (rule-based, then ML-based) with a manual-correction retraining loop, not a single one-shot model. Confirmed 2026-09-18.</w:t>
+      </w:r>
+    </w:p>
+    <w:p>
+      <w:pPr>
+        <w:spacing w:after="90"/>
+      </w:pPr>
+      <w:r>
+        <w:rPr>
+          <w:sz w:val="21"/>
+          <w:szCs w:val="21"/>
+        </w:rPr>
+        <w:t xml:space="preserve">•  Feature recognition model is the team's own choice - the mentor has no preference. Confirmed 2026-09-18.</w:t>
       </w:r>
     </w:p>
     <w:p>
@@ -1682,10 +1872,10 @@
       </w:pPr>
       <w:r>
         <w:rPr>
-          <w:sz w:val="22"/>
-          <w:szCs w:val="22"/>
-        </w:rPr>
-        <w:t xml:space="preserve">•  Confirm the exact CAD toolchain with the mentor: the meeting slide said "FreeCAD-python API", the school's AI Lab server guide said "cadquery".</w:t>
+          <w:sz w:val="21"/>
+          <w:szCs w:val="21"/>
+        </w:rPr>
+        <w:t xml:space="preserve">•  Pick the specific Feature Recognition Model (UV-Net/BRepNet/AAGNet/BrepMFR), weighing CPU-inference feasibility.</w:t>
       </w:r>
     </w:p>
     <w:p>
@@ -1694,10 +1884,10 @@
       </w:pPr>
       <w:r>
         <w:rPr>
-          <w:sz w:val="22"/>
-          <w:szCs w:val="22"/>
-        </w:rPr>
-        <w:t xml:space="preserve">•  Decide the final Feature Recognition Model among UV-Net / BRepNet / AAGNet / BrepMFR.</w:t>
+          <w:sz w:val="21"/>
+          <w:szCs w:val="21"/>
+        </w:rPr>
+        <w:t xml:space="preserve">•  Re-evaluate occwl (built on pythonocc-core) now that the confirmed toolchain is FreeCAD's own Python API.</w:t>
       </w:r>
     </w:p>
     <w:p>
@@ -1706,20 +1896,8 @@
       </w:pPr>
       <w:r>
         <w:rPr>
-          <w:sz w:val="22"/>
-          <w:szCs w:val="22"/>
-        </w:rPr>
-        <w:t xml:space="preserve">•  Whether to start the Decision Logic as rule-based or go learning-based from the start.</w:t>
-      </w:r>
-    </w:p>
-    <w:p>
-      <w:pPr>
-        <w:spacing w:after="90"/>
-      </w:pPr>
-      <w:r>
-        <w:rPr>
-          <w:sz w:val="22"/>
-          <w:szCs w:val="22"/>
+          <w:sz w:val="21"/>
+          <w:szCs w:val="21"/>
         </w:rPr>
         <w:t xml:space="preserve">•  Whether a web demo/UI is needed, or a batch/CLI pipeline is sufficient.</w:t>
       </w:r>
@@ -1739,10 +1917,10 @@
       </w:pPr>
       <w:r>
         <w:rPr>
-          <w:sz w:val="22"/>
-          <w:szCs w:val="22"/>
-        </w:rPr>
-        <w:t xml:space="preserve">- docs/step_library_comparison.md (tech stack rationale)</w:t>
+          <w:sz w:val="21"/>
+          <w:szCs w:val="21"/>
+        </w:rPr>
+        <w:t xml:space="preserve">- docs/step_library_comparison.md (tech stack rationale and mentor Q&amp;A)</w:t>
       </w:r>
     </w:p>
     <w:p>
@@ -1751,8 +1929,8 @@
       </w:pPr>
       <w:r>
         <w:rPr>
-          <w:sz w:val="22"/>
-          <w:szCs w:val="22"/>
+          <w:sz w:val="21"/>
+          <w:szCs w:val="21"/>
         </w:rPr>
         <w:t xml:space="preserve">- docs/High_Level_Design_Document.docx (module responsibilities and interfaces)</w:t>
       </w:r>
@@ -1763,8 +1941,8 @@
       </w:pPr>
       <w:r>
         <w:rPr>
-          <w:sz w:val="22"/>
-          <w:szCs w:val="22"/>
+          <w:sz w:val="21"/>
+          <w:szCs w:val="21"/>
         </w:rPr>
         <w:t xml:space="preserve">- docs/Functional_Requirements_Document.docx / docs/Non_Functional_Requirements_Document.docx</w:t>
       </w:r>
